--- a/src/GUI/Utils/basedocuments/reporteFinal.docx
+++ b/src/GUI/Utils/basedocuments/reporteFinal.docx
@@ -25,8 +25,7 @@
       <w:tr>
         <w:tc>
           <w:tcPr>
-            <w:tcW w:w="8828" w:type="dxa"/>
-            <w:gridSpan w:val="4"/>
+            <w:tcW w:w="1413" w:type="dxa"/>
             <w:shd w:val="clear" w:color="auto" w:fill="D9D9D9" w:themeFill="background1" w:themeFillShade="D9"/>
           </w:tcPr>
           <w:p>
@@ -51,6 +50,39 @@
               </w:rPr>
               <w:t xml:space="preserve"> de la EE</w:t>
             </w:r>
+          </w:p>
+        </w:tc>
+        <w:tc>
+          <w:tcPr>
+            <w:tcW w:w="2836" w:type="dxa"/>
+            <w:shd w:val="clear" w:color="auto" w:fill="D9D9D9" w:themeFill="background1" w:themeFillShade="D9"/>
+          </w:tcPr>
+          <w:p>
+            <w:pPr>
+              <w:jc w:val="center"/>
+            </w:pPr>
+          </w:p>
+        </w:tc>
+        <w:tc>
+          <w:tcPr>
+            <w:tcW w:w="1416" w:type="dxa"/>
+            <w:shd w:val="clear" w:color="auto" w:fill="D9D9D9" w:themeFill="background1" w:themeFillShade="D9"/>
+          </w:tcPr>
+          <w:p>
+            <w:pPr>
+              <w:jc w:val="center"/>
+            </w:pPr>
+          </w:p>
+        </w:tc>
+        <w:tc>
+          <w:tcPr>
+            <w:tcW w:w="3163" w:type="dxa"/>
+            <w:shd w:val="clear" w:color="auto" w:fill="D9D9D9" w:themeFill="background1" w:themeFillShade="D9"/>
+          </w:tcPr>
+          <w:p>
+            <w:pPr>
+              <w:jc w:val="center"/>
+            </w:pPr>
           </w:p>
         </w:tc>
       </w:tr>
@@ -285,8 +317,7 @@
       <w:tr>
         <w:tc>
           <w:tcPr>
-            <w:tcW w:w="8828" w:type="dxa"/>
-            <w:gridSpan w:val="4"/>
+            <w:tcW w:w="1413" w:type="dxa"/>
             <w:shd w:val="clear" w:color="auto" w:fill="D9D9D9" w:themeFill="background1" w:themeFillShade="D9"/>
           </w:tcPr>
           <w:p>
@@ -304,6 +335,39 @@
               </w:rPr>
               <w:t>Datos del Proyecto</w:t>
             </w:r>
+          </w:p>
+        </w:tc>
+        <w:tc>
+          <w:tcPr>
+            <w:tcW w:w="2836" w:type="dxa"/>
+            <w:shd w:val="clear" w:color="auto" w:fill="D9D9D9" w:themeFill="background1" w:themeFillShade="D9"/>
+          </w:tcPr>
+          <w:p>
+            <w:pPr>
+              <w:jc w:val="center"/>
+            </w:pPr>
+          </w:p>
+        </w:tc>
+        <w:tc>
+          <w:tcPr>
+            <w:tcW w:w="1416" w:type="dxa"/>
+            <w:shd w:val="clear" w:color="auto" w:fill="D9D9D9" w:themeFill="background1" w:themeFillShade="D9"/>
+          </w:tcPr>
+          <w:p>
+            <w:pPr>
+              <w:jc w:val="center"/>
+            </w:pPr>
+          </w:p>
+        </w:tc>
+        <w:tc>
+          <w:tcPr>
+            <w:tcW w:w="3163" w:type="dxa"/>
+            <w:shd w:val="clear" w:color="auto" w:fill="D9D9D9" w:themeFill="background1" w:themeFillShade="D9"/>
+          </w:tcPr>
+          <w:p>
+            <w:pPr>
+              <w:jc w:val="center"/>
+            </w:pPr>
           </w:p>
         </w:tc>
       </w:tr>
